--- a/Content/Arena/All Arenas/3-document-review-risk-control/Original Documents/一周搭建文档审核与风控Demo.docx
+++ b/Content/Arena/All Arenas/3-document-review-risk-control/Original Documents/一周搭建文档审核与风控Demo.docx
@@ -1185,14 +1185,14 @@
                 <w:rFonts w:eastAsia="等线" w:ascii="Arial" w:cs="Arial" w:hAnsi="Arial"/>
                 <w:sz w:val="22"/>
               </w:rPr>
-              <w:t>GLM-4.7(by 智谱) GitHub：</w:t>
-            </w:r>
-            <w:r>
-              <w:rPr>
-                <w:rFonts w:eastAsia="等线" w:ascii="Arial" w:cs="Arial" w:hAnsi="Arial"/>
-                <w:sz w:val="22"/>
-              </w:rPr>
-              <w:t>https://github.com/zai-org/GLM-4.5</w:t>
+              <w:t>GLM-5(by 智谱) GitHub：</w:t>
+            </w:r>
+            <w:r>
+              <w:rPr>
+                <w:rFonts w:eastAsia="等线" w:ascii="Arial" w:cs="Arial" w:hAnsi="Arial"/>
+                <w:sz w:val="22"/>
+              </w:rPr>
+              <w:t>https://github.com/zai-org/GLM-5</w:t>
             </w:r>
           </w:p>
           <w:p>
@@ -1243,7 +1243,7 @@
                 <w:rFonts w:eastAsia="等线" w:ascii="Arial" w:cs="Arial" w:hAnsi="Arial"/>
                 <w:sz w:val="22"/>
               </w:rPr>
-              <w:t>最近更新：2026-02-02</w:t>
+              <w:t>最近更新：2026-03-10</w:t>
             </w:r>
           </w:p>
           <w:p>
@@ -1260,7 +1260,7 @@
                 <w:rFonts w:eastAsia="等线" w:ascii="Arial" w:cs="Arial" w:hAnsi="Arial"/>
                 <w:sz w:val="22"/>
               </w:rPr>
-              <w:t>最近审阅：2026-02-02</w:t>
+              <w:t>最近审阅：2026-03-10</w:t>
             </w:r>
           </w:p>
         </w:tc>
@@ -1365,187 +1365,187 @@
 
 <file path=word/numbering.xml><?xml version="1.0" encoding="utf-8"?>
 <w:numbering xmlns:w="http://schemas.openxmlformats.org/wordprocessingml/2006/main">
-  <w:abstractNum w:abstractNumId="110279">
-    <w:lvl>
-      <w:numFmt w:val="bullet"/>
-      <w:suff w:val="tab"/>
-      <w:lvlText w:val="•"/>
-      <w:rPr>
-        <w:color w:val="3370ff"/>
-      </w:rPr>
-    </w:lvl>
-  </w:abstractNum>
-  <w:abstractNum w:abstractNumId="110280">
-    <w:lvl>
-      <w:numFmt w:val="bullet"/>
-      <w:suff w:val="tab"/>
-      <w:lvlText w:val="•"/>
-      <w:rPr>
-        <w:color w:val="3370ff"/>
-      </w:rPr>
-    </w:lvl>
-  </w:abstractNum>
-  <w:abstractNum w:abstractNumId="110281">
-    <w:lvl>
-      <w:numFmt w:val="bullet"/>
-      <w:suff w:val="tab"/>
-      <w:lvlText w:val="•"/>
-      <w:rPr>
-        <w:color w:val="3370ff"/>
-      </w:rPr>
-    </w:lvl>
-  </w:abstractNum>
-  <w:abstractNum w:abstractNumId="110282">
-    <w:lvl>
-      <w:numFmt w:val="bullet"/>
-      <w:suff w:val="tab"/>
-      <w:lvlText w:val="•"/>
-      <w:rPr>
-        <w:color w:val="3370ff"/>
-      </w:rPr>
-    </w:lvl>
-  </w:abstractNum>
-  <w:abstractNum w:abstractNumId="110283">
-    <w:lvl>
-      <w:numFmt w:val="bullet"/>
-      <w:suff w:val="tab"/>
-      <w:lvlText w:val="•"/>
-      <w:rPr>
-        <w:color w:val="3370ff"/>
-      </w:rPr>
-    </w:lvl>
-  </w:abstractNum>
-  <w:abstractNum w:abstractNumId="110284">
-    <w:lvl>
-      <w:numFmt w:val="bullet"/>
-      <w:suff w:val="tab"/>
-      <w:lvlText w:val="•"/>
-      <w:rPr>
-        <w:color w:val="3370ff"/>
-      </w:rPr>
-    </w:lvl>
-  </w:abstractNum>
-  <w:abstractNum w:abstractNumId="110285">
-    <w:lvl>
-      <w:numFmt w:val="bullet"/>
-      <w:suff w:val="tab"/>
-      <w:lvlText w:val="•"/>
-      <w:rPr>
-        <w:color w:val="3370ff"/>
-      </w:rPr>
-    </w:lvl>
-  </w:abstractNum>
-  <w:abstractNum w:abstractNumId="110286">
-    <w:lvl>
-      <w:numFmt w:val="bullet"/>
-      <w:suff w:val="tab"/>
-      <w:lvlText w:val="•"/>
-      <w:rPr>
-        <w:color w:val="3370ff"/>
-      </w:rPr>
-    </w:lvl>
-  </w:abstractNum>
-  <w:abstractNum w:abstractNumId="110287">
-    <w:lvl>
-      <w:numFmt w:val="bullet"/>
-      <w:suff w:val="tab"/>
-      <w:lvlText w:val="•"/>
-      <w:rPr>
-        <w:color w:val="3370ff"/>
-      </w:rPr>
-    </w:lvl>
-  </w:abstractNum>
-  <w:abstractNum w:abstractNumId="110288">
-    <w:lvl>
-      <w:numFmt w:val="bullet"/>
-      <w:suff w:val="tab"/>
-      <w:lvlText w:val="•"/>
-      <w:rPr>
-        <w:color w:val="3370ff"/>
-      </w:rPr>
-    </w:lvl>
-  </w:abstractNum>
-  <w:abstractNum w:abstractNumId="110289">
-    <w:lvl>
-      <w:numFmt w:val="bullet"/>
-      <w:suff w:val="tab"/>
-      <w:lvlText w:val="•"/>
-      <w:rPr>
-        <w:color w:val="3370ff"/>
-      </w:rPr>
-    </w:lvl>
-  </w:abstractNum>
-  <w:abstractNum w:abstractNumId="110290">
-    <w:lvl>
-      <w:numFmt w:val="bullet"/>
-      <w:suff w:val="tab"/>
-      <w:lvlText w:val="•"/>
-      <w:rPr>
-        <w:color w:val="3370ff"/>
-      </w:rPr>
-    </w:lvl>
-  </w:abstractNum>
-  <w:abstractNum w:abstractNumId="110291">
-    <w:lvl>
-      <w:numFmt w:val="bullet"/>
-      <w:suff w:val="tab"/>
-      <w:lvlText w:val="•"/>
-      <w:rPr>
-        <w:color w:val="3370ff"/>
-      </w:rPr>
-    </w:lvl>
-  </w:abstractNum>
-  <w:abstractNum w:abstractNumId="110292">
-    <w:lvl>
-      <w:numFmt w:val="bullet"/>
-      <w:suff w:val="tab"/>
-      <w:lvlText w:val="•"/>
-      <w:rPr>
-        <w:color w:val="3370ff"/>
-      </w:rPr>
-    </w:lvl>
-  </w:abstractNum>
-  <w:abstractNum w:abstractNumId="110293">
-    <w:lvl>
-      <w:numFmt w:val="bullet"/>
-      <w:suff w:val="tab"/>
-      <w:lvlText w:val="•"/>
-      <w:rPr>
-        <w:color w:val="3370ff"/>
-      </w:rPr>
-    </w:lvl>
-  </w:abstractNum>
-  <w:abstractNum w:abstractNumId="110294">
-    <w:lvl>
-      <w:numFmt w:val="bullet"/>
-      <w:suff w:val="tab"/>
-      <w:lvlText w:val="•"/>
-      <w:rPr>
-        <w:color w:val="3370ff"/>
-      </w:rPr>
-    </w:lvl>
-  </w:abstractNum>
-  <w:abstractNum w:abstractNumId="110295">
-    <w:lvl>
-      <w:numFmt w:val="bullet"/>
-      <w:suff w:val="tab"/>
-      <w:lvlText w:val="•"/>
-      <w:rPr>
-        <w:color w:val="3370ff"/>
-      </w:rPr>
-    </w:lvl>
-  </w:abstractNum>
-  <w:abstractNum w:abstractNumId="110296">
-    <w:lvl>
-      <w:numFmt w:val="bullet"/>
-      <w:suff w:val="tab"/>
-      <w:lvlText w:val="•"/>
-      <w:rPr>
-        <w:color w:val="3370ff"/>
-      </w:rPr>
-    </w:lvl>
-  </w:abstractNum>
-  <w:abstractNum w:abstractNumId="110297">
+  <w:abstractNum w:abstractNumId="894225">
+    <w:lvl>
+      <w:numFmt w:val="bullet"/>
+      <w:suff w:val="tab"/>
+      <w:lvlText w:val="•"/>
+      <w:rPr>
+        <w:color w:val="3370ff"/>
+      </w:rPr>
+    </w:lvl>
+  </w:abstractNum>
+  <w:abstractNum w:abstractNumId="894226">
+    <w:lvl>
+      <w:numFmt w:val="bullet"/>
+      <w:suff w:val="tab"/>
+      <w:lvlText w:val="•"/>
+      <w:rPr>
+        <w:color w:val="3370ff"/>
+      </w:rPr>
+    </w:lvl>
+  </w:abstractNum>
+  <w:abstractNum w:abstractNumId="894227">
+    <w:lvl>
+      <w:numFmt w:val="bullet"/>
+      <w:suff w:val="tab"/>
+      <w:lvlText w:val="•"/>
+      <w:rPr>
+        <w:color w:val="3370ff"/>
+      </w:rPr>
+    </w:lvl>
+  </w:abstractNum>
+  <w:abstractNum w:abstractNumId="894228">
+    <w:lvl>
+      <w:numFmt w:val="bullet"/>
+      <w:suff w:val="tab"/>
+      <w:lvlText w:val="•"/>
+      <w:rPr>
+        <w:color w:val="3370ff"/>
+      </w:rPr>
+    </w:lvl>
+  </w:abstractNum>
+  <w:abstractNum w:abstractNumId="894229">
+    <w:lvl>
+      <w:numFmt w:val="bullet"/>
+      <w:suff w:val="tab"/>
+      <w:lvlText w:val="•"/>
+      <w:rPr>
+        <w:color w:val="3370ff"/>
+      </w:rPr>
+    </w:lvl>
+  </w:abstractNum>
+  <w:abstractNum w:abstractNumId="894230">
+    <w:lvl>
+      <w:numFmt w:val="bullet"/>
+      <w:suff w:val="tab"/>
+      <w:lvlText w:val="•"/>
+      <w:rPr>
+        <w:color w:val="3370ff"/>
+      </w:rPr>
+    </w:lvl>
+  </w:abstractNum>
+  <w:abstractNum w:abstractNumId="894231">
+    <w:lvl>
+      <w:numFmt w:val="bullet"/>
+      <w:suff w:val="tab"/>
+      <w:lvlText w:val="•"/>
+      <w:rPr>
+        <w:color w:val="3370ff"/>
+      </w:rPr>
+    </w:lvl>
+  </w:abstractNum>
+  <w:abstractNum w:abstractNumId="894232">
+    <w:lvl>
+      <w:numFmt w:val="bullet"/>
+      <w:suff w:val="tab"/>
+      <w:lvlText w:val="•"/>
+      <w:rPr>
+        <w:color w:val="3370ff"/>
+      </w:rPr>
+    </w:lvl>
+  </w:abstractNum>
+  <w:abstractNum w:abstractNumId="894233">
+    <w:lvl>
+      <w:numFmt w:val="bullet"/>
+      <w:suff w:val="tab"/>
+      <w:lvlText w:val="•"/>
+      <w:rPr>
+        <w:color w:val="3370ff"/>
+      </w:rPr>
+    </w:lvl>
+  </w:abstractNum>
+  <w:abstractNum w:abstractNumId="894234">
+    <w:lvl>
+      <w:numFmt w:val="bullet"/>
+      <w:suff w:val="tab"/>
+      <w:lvlText w:val="•"/>
+      <w:rPr>
+        <w:color w:val="3370ff"/>
+      </w:rPr>
+    </w:lvl>
+  </w:abstractNum>
+  <w:abstractNum w:abstractNumId="894235">
+    <w:lvl>
+      <w:numFmt w:val="bullet"/>
+      <w:suff w:val="tab"/>
+      <w:lvlText w:val="•"/>
+      <w:rPr>
+        <w:color w:val="3370ff"/>
+      </w:rPr>
+    </w:lvl>
+  </w:abstractNum>
+  <w:abstractNum w:abstractNumId="894236">
+    <w:lvl>
+      <w:numFmt w:val="bullet"/>
+      <w:suff w:val="tab"/>
+      <w:lvlText w:val="•"/>
+      <w:rPr>
+        <w:color w:val="3370ff"/>
+      </w:rPr>
+    </w:lvl>
+  </w:abstractNum>
+  <w:abstractNum w:abstractNumId="894237">
+    <w:lvl>
+      <w:numFmt w:val="bullet"/>
+      <w:suff w:val="tab"/>
+      <w:lvlText w:val="•"/>
+      <w:rPr>
+        <w:color w:val="3370ff"/>
+      </w:rPr>
+    </w:lvl>
+  </w:abstractNum>
+  <w:abstractNum w:abstractNumId="894238">
+    <w:lvl>
+      <w:numFmt w:val="bullet"/>
+      <w:suff w:val="tab"/>
+      <w:lvlText w:val="•"/>
+      <w:rPr>
+        <w:color w:val="3370ff"/>
+      </w:rPr>
+    </w:lvl>
+  </w:abstractNum>
+  <w:abstractNum w:abstractNumId="894239">
+    <w:lvl>
+      <w:numFmt w:val="bullet"/>
+      <w:suff w:val="tab"/>
+      <w:lvlText w:val="•"/>
+      <w:rPr>
+        <w:color w:val="3370ff"/>
+      </w:rPr>
+    </w:lvl>
+  </w:abstractNum>
+  <w:abstractNum w:abstractNumId="894240">
+    <w:lvl>
+      <w:numFmt w:val="bullet"/>
+      <w:suff w:val="tab"/>
+      <w:lvlText w:val="•"/>
+      <w:rPr>
+        <w:color w:val="3370ff"/>
+      </w:rPr>
+    </w:lvl>
+  </w:abstractNum>
+  <w:abstractNum w:abstractNumId="894241">
+    <w:lvl>
+      <w:numFmt w:val="bullet"/>
+      <w:suff w:val="tab"/>
+      <w:lvlText w:val="•"/>
+      <w:rPr>
+        <w:color w:val="3370ff"/>
+      </w:rPr>
+    </w:lvl>
+  </w:abstractNum>
+  <w:abstractNum w:abstractNumId="894242">
+    <w:lvl>
+      <w:numFmt w:val="bullet"/>
+      <w:suff w:val="tab"/>
+      <w:lvlText w:val="•"/>
+      <w:rPr>
+        <w:color w:val="3370ff"/>
+      </w:rPr>
+    </w:lvl>
+  </w:abstractNum>
+  <w:abstractNum w:abstractNumId="894243">
     <w:lvl>
       <w:numFmt w:val="bullet"/>
       <w:suff w:val="tab"/>
@@ -1555,17 +1555,17 @@
       </w:rPr>
     </w:lvl>
   </w:abstractNum>
-  <w:abstractNum w:abstractNumId="110298">
-    <w:lvl>
-      <w:numFmt w:val="bullet"/>
-      <w:suff w:val="tab"/>
-      <w:lvlText w:val="•"/>
-      <w:rPr>
-        <w:color w:val="3370ff"/>
-      </w:rPr>
-    </w:lvl>
-  </w:abstractNum>
-  <w:abstractNum w:abstractNumId="110299">
+  <w:abstractNum w:abstractNumId="894244">
+    <w:lvl>
+      <w:numFmt w:val="bullet"/>
+      <w:suff w:val="tab"/>
+      <w:lvlText w:val="•"/>
+      <w:rPr>
+        <w:color w:val="3370ff"/>
+      </w:rPr>
+    </w:lvl>
+  </w:abstractNum>
+  <w:abstractNum w:abstractNumId="894245">
     <w:lvl>
       <w:numFmt w:val="bullet"/>
       <w:suff w:val="tab"/>
@@ -1575,7 +1575,7 @@
       </w:rPr>
     </w:lvl>
   </w:abstractNum>
-  <w:abstractNum w:abstractNumId="110300">
+  <w:abstractNum w:abstractNumId="894246">
     <w:lvl>
       <w:numFmt w:val="bullet"/>
       <w:suff w:val="tab"/>
@@ -1585,7 +1585,7 @@
       </w:rPr>
     </w:lvl>
   </w:abstractNum>
-  <w:abstractNum w:abstractNumId="110301">
+  <w:abstractNum w:abstractNumId="894247">
     <w:lvl>
       <w:numFmt w:val="bullet"/>
       <w:suff w:val="tab"/>
@@ -1595,17 +1595,17 @@
       </w:rPr>
     </w:lvl>
   </w:abstractNum>
-  <w:abstractNum w:abstractNumId="110302">
-    <w:lvl>
-      <w:numFmt w:val="bullet"/>
-      <w:suff w:val="tab"/>
-      <w:lvlText w:val="•"/>
-      <w:rPr>
-        <w:color w:val="3370ff"/>
-      </w:rPr>
-    </w:lvl>
-  </w:abstractNum>
-  <w:abstractNum w:abstractNumId="110303">
+  <w:abstractNum w:abstractNumId="894248">
+    <w:lvl>
+      <w:numFmt w:val="bullet"/>
+      <w:suff w:val="tab"/>
+      <w:lvlText w:val="•"/>
+      <w:rPr>
+        <w:color w:val="3370ff"/>
+      </w:rPr>
+    </w:lvl>
+  </w:abstractNum>
+  <w:abstractNum w:abstractNumId="894249">
     <w:lvl>
       <w:numFmt w:val="bullet"/>
       <w:suff w:val="tab"/>
@@ -1615,7 +1615,7 @@
       </w:rPr>
     </w:lvl>
   </w:abstractNum>
-  <w:abstractNum w:abstractNumId="110304">
+  <w:abstractNum w:abstractNumId="894250">
     <w:lvl>
       <w:numFmt w:val="bullet"/>
       <w:suff w:val="tab"/>
@@ -1625,7 +1625,7 @@
       </w:rPr>
     </w:lvl>
   </w:abstractNum>
-  <w:abstractNum w:abstractNumId="110305">
+  <w:abstractNum w:abstractNumId="894251">
     <w:lvl>
       <w:numFmt w:val="bullet"/>
       <w:suff w:val="tab"/>
@@ -1635,7 +1635,7 @@
       </w:rPr>
     </w:lvl>
   </w:abstractNum>
-  <w:abstractNum w:abstractNumId="110306">
+  <w:abstractNum w:abstractNumId="894252">
     <w:lvl>
       <w:numFmt w:val="bullet"/>
       <w:suff w:val="tab"/>
@@ -1645,7 +1645,7 @@
       </w:rPr>
     </w:lvl>
   </w:abstractNum>
-  <w:abstractNum w:abstractNumId="110307">
+  <w:abstractNum w:abstractNumId="894253">
     <w:lvl>
       <w:numFmt w:val="bullet"/>
       <w:suff w:val="tab"/>
@@ -1655,17 +1655,17 @@
       </w:rPr>
     </w:lvl>
   </w:abstractNum>
-  <w:abstractNum w:abstractNumId="110308">
-    <w:lvl>
-      <w:numFmt w:val="bullet"/>
-      <w:suff w:val="tab"/>
-      <w:lvlText w:val="•"/>
-      <w:rPr>
-        <w:color w:val="3370ff"/>
-      </w:rPr>
-    </w:lvl>
-  </w:abstractNum>
-  <w:abstractNum w:abstractNumId="110309">
+  <w:abstractNum w:abstractNumId="894254">
+    <w:lvl>
+      <w:numFmt w:val="bullet"/>
+      <w:suff w:val="tab"/>
+      <w:lvlText w:val="•"/>
+      <w:rPr>
+        <w:color w:val="3370ff"/>
+      </w:rPr>
+    </w:lvl>
+  </w:abstractNum>
+  <w:abstractNum w:abstractNumId="894255">
     <w:lvl>
       <w:numFmt w:val="bullet"/>
       <w:suff w:val="tab"/>
@@ -1675,7 +1675,7 @@
       </w:rPr>
     </w:lvl>
   </w:abstractNum>
-  <w:abstractNum w:abstractNumId="110310">
+  <w:abstractNum w:abstractNumId="894256">
     <w:lvl>
       <w:numFmt w:val="bullet"/>
       <w:suff w:val="tab"/>
@@ -1685,7 +1685,7 @@
       </w:rPr>
     </w:lvl>
   </w:abstractNum>
-  <w:abstractNum w:abstractNumId="110311">
+  <w:abstractNum w:abstractNumId="894257">
     <w:lvl>
       <w:numFmt w:val="bullet"/>
       <w:suff w:val="tab"/>
@@ -1696,103 +1696,103 @@
     </w:lvl>
   </w:abstractNum>
   <w:num w:numId="1">
-    <w:abstractNumId w:val="110279"/>
+    <w:abstractNumId w:val="894225"/>
   </w:num>
   <w:num w:numId="2">
-    <w:abstractNumId w:val="110280"/>
+    <w:abstractNumId w:val="894226"/>
   </w:num>
   <w:num w:numId="3">
-    <w:abstractNumId w:val="110281"/>
+    <w:abstractNumId w:val="894227"/>
   </w:num>
   <w:num w:numId="4">
-    <w:abstractNumId w:val="110282"/>
+    <w:abstractNumId w:val="894228"/>
   </w:num>
   <w:num w:numId="5">
-    <w:abstractNumId w:val="110283"/>
+    <w:abstractNumId w:val="894229"/>
   </w:num>
   <w:num w:numId="6">
-    <w:abstractNumId w:val="110284"/>
+    <w:abstractNumId w:val="894230"/>
   </w:num>
   <w:num w:numId="7">
-    <w:abstractNumId w:val="110285"/>
+    <w:abstractNumId w:val="894231"/>
   </w:num>
   <w:num w:numId="8">
-    <w:abstractNumId w:val="110286"/>
+    <w:abstractNumId w:val="894232"/>
   </w:num>
   <w:num w:numId="9">
-    <w:abstractNumId w:val="110287"/>
+    <w:abstractNumId w:val="894233"/>
   </w:num>
   <w:num w:numId="10">
-    <w:abstractNumId w:val="110288"/>
+    <w:abstractNumId w:val="894234"/>
   </w:num>
   <w:num w:numId="11">
-    <w:abstractNumId w:val="110289"/>
+    <w:abstractNumId w:val="894235"/>
   </w:num>
   <w:num w:numId="12">
-    <w:abstractNumId w:val="110290"/>
+    <w:abstractNumId w:val="894236"/>
   </w:num>
   <w:num w:numId="13">
-    <w:abstractNumId w:val="110291"/>
+    <w:abstractNumId w:val="894237"/>
   </w:num>
   <w:num w:numId="14">
-    <w:abstractNumId w:val="110292"/>
+    <w:abstractNumId w:val="894238"/>
   </w:num>
   <w:num w:numId="15">
-    <w:abstractNumId w:val="110293"/>
+    <w:abstractNumId w:val="894239"/>
   </w:num>
   <w:num w:numId="16">
-    <w:abstractNumId w:val="110294"/>
+    <w:abstractNumId w:val="894240"/>
   </w:num>
   <w:num w:numId="17">
-    <w:abstractNumId w:val="110295"/>
+    <w:abstractNumId w:val="894241"/>
   </w:num>
   <w:num w:numId="18">
-    <w:abstractNumId w:val="110296"/>
+    <w:abstractNumId w:val="894242"/>
   </w:num>
   <w:num w:numId="19">
-    <w:abstractNumId w:val="110297"/>
+    <w:abstractNumId w:val="894243"/>
   </w:num>
   <w:num w:numId="20">
-    <w:abstractNumId w:val="110298"/>
+    <w:abstractNumId w:val="894244"/>
   </w:num>
   <w:num w:numId="21">
-    <w:abstractNumId w:val="110299"/>
+    <w:abstractNumId w:val="894245"/>
   </w:num>
   <w:num w:numId="22">
-    <w:abstractNumId w:val="110300"/>
+    <w:abstractNumId w:val="894246"/>
   </w:num>
   <w:num w:numId="23">
-    <w:abstractNumId w:val="110301"/>
+    <w:abstractNumId w:val="894247"/>
   </w:num>
   <w:num w:numId="24">
-    <w:abstractNumId w:val="110302"/>
+    <w:abstractNumId w:val="894248"/>
   </w:num>
   <w:num w:numId="25">
-    <w:abstractNumId w:val="110303"/>
+    <w:abstractNumId w:val="894249"/>
   </w:num>
   <w:num w:numId="26">
-    <w:abstractNumId w:val="110304"/>
+    <w:abstractNumId w:val="894250"/>
   </w:num>
   <w:num w:numId="27">
-    <w:abstractNumId w:val="110305"/>
+    <w:abstractNumId w:val="894251"/>
   </w:num>
   <w:num w:numId="28">
-    <w:abstractNumId w:val="110306"/>
+    <w:abstractNumId w:val="894252"/>
   </w:num>
   <w:num w:numId="29">
-    <w:abstractNumId w:val="110307"/>
+    <w:abstractNumId w:val="894253"/>
   </w:num>
   <w:num w:numId="30">
-    <w:abstractNumId w:val="110308"/>
+    <w:abstractNumId w:val="894254"/>
   </w:num>
   <w:num w:numId="31">
-    <w:abstractNumId w:val="110309"/>
+    <w:abstractNumId w:val="894255"/>
   </w:num>
   <w:num w:numId="32">
-    <w:abstractNumId w:val="110310"/>
+    <w:abstractNumId w:val="894256"/>
   </w:num>
   <w:num w:numId="33">
-    <w:abstractNumId w:val="110311"/>
+    <w:abstractNumId w:val="894257"/>
   </w:num>
 </w:numbering>
 </file>
